--- a/pr-preview/pr-126/classification-handout-tracked-changes.docx
+++ b/pr-preview/pr-126/classification-handout-tracked-changes.docx
@@ -26,7 +26,7 @@
       </w:pPr>
       <w:ins w:id="2" w:author="PR Preview" w:date="2026-01-01T00:00:00Z">
         <w:r>
-          <w:t xml:space="preserve">Last modified: 2026-10-13 19:37:09 (PDT)</w:t>
+          <w:t xml:space="preserve">Last modified: 2026-10-13 21:02:10 (PDT)</w:t>
         </w:r>
       </w:ins>
     </w:p>

--- a/pr-preview/pr-126/classification-handout-tracked-changes.docx
+++ b/pr-preview/pr-126/classification-handout-tracked-changes.docx
@@ -16,7 +16,7 @@
       </w:pPr>
       <w:del w:id="1" w:author="PR Preview" w:date="2026-01-01T00:00:00Z">
         <w:r>
-          <w:delText xml:space="preserve">Last modified: 2026-10-13 19:33:04 (PDT)</w:delText>
+          <w:delText xml:space="preserve">Last modified: 2026-10-13 22:36:40 (PDT)</w:delText>
         </w:r>
       </w:del>
     </w:p>
@@ -26,11 +26,11 @@
       </w:pPr>
       <w:ins w:id="2" w:author="PR Preview" w:date="2026-01-01T00:00:00Z">
         <w:r>
-          <w:t xml:space="preserve">Last modified: 2026-10-13 21:02:10 (PDT)</w:t>
+          <w:t xml:space="preserve">Last modified: 2026-10-13 22:33:57 (PDT)</w:t>
         </w:r>
       </w:ins>
     </w:p>
-    <w:bookmarkStart w:id="15" w:name="introduction"/>
+    <w:bookmarkStart w:id="16" w:name="introduction"/>
     <w:p>
       <w:pPr>
         <w:pStyle w:val="Heading2"/>
@@ -472,85 +472,6 @@
       </w:r>
       <w:r>
         <w:t xml:space="preserve">or a set of text labels).</w:t>
-      </w:r>
-    </w:p>
-    <w:p>
-      <w:pPr>
-        <w:pStyle w:val="BodyText"/>
-      </w:pPr>
-      <w:r>
-        <w:t xml:space="preserve">In the binary case (</w:t>
-      </w:r>
-      <m:oMath>
-        <m:r>
-          <m:t>K</m:t>
-        </m:r>
-        <m:r>
-          <m:rPr>
-            <m:sty m:val="p"/>
-          </m:rPr>
-          <m:t>=</m:t>
-        </m:r>
-        <m:r>
-          <m:t>2</m:t>
-        </m:r>
-      </m:oMath>
-      <w:r>
-        <w:t xml:space="preserve">),</w:t>
-      </w:r>
-      <w:r>
-        <w:t xml:space="preserve"> </w:t>
-      </w:r>
-      <w:r>
-        <w:t xml:space="preserve">the two classes are often labeled</w:t>
-      </w:r>
-      <w:r>
-        <w:t xml:space="preserve"> </w:t>
-      </w:r>
-      <w:r>
-        <w:t xml:space="preserve">“positive”</w:t>
-      </w:r>
-      <w:r>
-        <w:t xml:space="preserve"> </w:t>
-      </w:r>
-      <w:r>
-        <w:t xml:space="preserve">and</w:t>
-      </w:r>
-      <w:r>
-        <w:t xml:space="preserve"> </w:t>
-      </w:r>
-      <w:r>
-        <w:t xml:space="preserve">“negative”</w:t>
-      </w:r>
-      <w:r>
-        <w:t xml:space="preserve">,</w:t>
-      </w:r>
-      <w:r>
-        <w:t xml:space="preserve"> </w:t>
-      </w:r>
-      <w:r>
-        <w:t xml:space="preserve">or</w:t>
-      </w:r>
-      <w:r>
-        <w:t xml:space="preserve"> </w:t>
-      </w:r>
-      <w:r>
-        <w:t xml:space="preserve">“diseased”</w:t>
-      </w:r>
-      <w:r>
-        <w:t xml:space="preserve"> </w:t>
-      </w:r>
-      <w:r>
-        <w:t xml:space="preserve">and</w:t>
-      </w:r>
-      <w:r>
-        <w:t xml:space="preserve"> </w:t>
-      </w:r>
-      <w:r>
-        <w:t xml:space="preserve">“healthy”</w:t>
-      </w:r>
-      <w:r>
-        <w:t xml:space="preserve">.</w:t>
       </w:r>
     </w:p>
     <w:bookmarkEnd w:id="12"/>
@@ -900,8 +821,99 @@
       <w:bookmarkEnd w:id="13"/>
     </w:p>
     <w:bookmarkEnd w:id="14"/>
+    <w:bookmarkStart w:id="15" w:name="rem-classification-binary-labels"/>
+    <w:p>
+      <w:pPr>
+        <w:pStyle w:val="FirstParagraph"/>
+      </w:pPr>
+      <w:r>
+        <w:rPr>
+          <w:i/>
+          <w:iCs/>
+        </w:rPr>
+        <w:t xml:space="preserve">Remark 1</w:t>
+      </w:r>
+      <w:r>
+        <w:t xml:space="preserve"> (Labels in binary classification). </w:t>
+      </w:r>
+      <w:r>
+        <w:t xml:space="preserve">In the binary case (</w:t>
+      </w:r>
+      <m:oMath>
+        <m:r>
+          <m:t>K</m:t>
+        </m:r>
+        <m:r>
+          <m:rPr>
+            <m:sty m:val="p"/>
+          </m:rPr>
+          <m:t>=</m:t>
+        </m:r>
+        <m:r>
+          <m:t>2</m:t>
+        </m:r>
+      </m:oMath>
+      <w:r>
+        <w:t xml:space="preserve">),</w:t>
+      </w:r>
+      <w:r>
+        <w:t xml:space="preserve"> </w:t>
+      </w:r>
+      <w:r>
+        <w:t xml:space="preserve">the two classes are often labeled</w:t>
+      </w:r>
+      <w:r>
+        <w:t xml:space="preserve"> </w:t>
+      </w:r>
+      <w:r>
+        <w:t xml:space="preserve">“positive”</w:t>
+      </w:r>
+      <w:r>
+        <w:t xml:space="preserve"> </w:t>
+      </w:r>
+      <w:r>
+        <w:t xml:space="preserve">and</w:t>
+      </w:r>
+      <w:r>
+        <w:t xml:space="preserve"> </w:t>
+      </w:r>
+      <w:r>
+        <w:t xml:space="preserve">“negative”</w:t>
+      </w:r>
+      <w:r>
+        <w:t xml:space="preserve">,</w:t>
+      </w:r>
+      <w:r>
+        <w:t xml:space="preserve"> </w:t>
+      </w:r>
+      <w:r>
+        <w:t xml:space="preserve">or</w:t>
+      </w:r>
+      <w:r>
+        <w:t xml:space="preserve"> </w:t>
+      </w:r>
+      <w:r>
+        <w:t xml:space="preserve">“diseased”</w:t>
+      </w:r>
+      <w:r>
+        <w:t xml:space="preserve"> </w:t>
+      </w:r>
+      <w:r>
+        <w:t xml:space="preserve">and</w:t>
+      </w:r>
+      <w:r>
+        <w:t xml:space="preserve"> </w:t>
+      </w:r>
+      <w:r>
+        <w:t xml:space="preserve">“healthy”</w:t>
+      </w:r>
+      <w:r>
+        <w:t xml:space="preserve">.</w:t>
+      </w:r>
+    </w:p>
     <w:bookmarkEnd w:id="15"/>
-    <w:bookmarkStart w:id="31" w:name="diagnostic-test-characteristics"/>
+    <w:bookmarkEnd w:id="16"/>
+    <w:bookmarkStart w:id="32" w:name="diagnostic-test-characteristics"/>
     <w:p>
       <w:pPr>
         <w:pStyle w:val="Heading2"/>
@@ -910,7 +922,7 @@
         <w:t xml:space="preserve">2 Diagnostic test characteristics</w:t>
       </w:r>
     </w:p>
-    <w:bookmarkStart w:id="17" w:name="def-sensitivity"/>
+    <w:bookmarkStart w:id="18" w:name="def-sensitivity"/>
     <w:p>
       <w:pPr>
         <w:pStyle w:val="FirstParagraph"/>
@@ -980,7 +992,7 @@
       <w:pPr>
         <w:pStyle w:val="BodyText"/>
       </w:pPr>
-      <w:bookmarkStart w:id="16" w:name="eq-sensitivity"/>
+      <w:bookmarkStart w:id="17" w:name="eq-sensitivity"/>
       <m:oMathPara>
         <m:oMathParaPr>
           <m:jc m:val="center"/>
@@ -1065,10 +1077,10 @@
           </m:r>
         </m:oMath>
       </m:oMathPara>
-      <w:bookmarkEnd w:id="16"/>
+      <w:bookmarkEnd w:id="17"/>
     </w:p>
-    <w:bookmarkEnd w:id="17"/>
-    <w:bookmarkStart w:id="19" w:name="exm-sensitivity"/>
+    <w:bookmarkEnd w:id="18"/>
+    <w:bookmarkStart w:id="20" w:name="exm-sensitivity"/>
     <w:p>
       <w:pPr>
         <w:pStyle w:val="FirstParagraph"/>
@@ -1166,7 +1178,7 @@
       <w:pPr>
         <w:pStyle w:val="BodyText"/>
       </w:pPr>
-      <w:bookmarkStart w:id="18" w:name="eq-sensitivity-exm"/>
+      <w:bookmarkStart w:id="19" w:name="eq-sensitivity-exm"/>
       <m:oMathPara>
         <m:oMathParaPr>
           <m:jc m:val="center"/>
@@ -1234,10 +1246,10 @@
           </m:r>
         </m:oMath>
       </m:oMathPara>
-      <w:bookmarkEnd w:id="18"/>
+      <w:bookmarkEnd w:id="19"/>
     </w:p>
-    <w:bookmarkEnd w:id="19"/>
-    <w:bookmarkStart w:id="21" w:name="def-specificity"/>
+    <w:bookmarkEnd w:id="20"/>
+    <w:bookmarkStart w:id="22" w:name="def-specificity"/>
     <w:p>
       <w:pPr>
         <w:pStyle w:val="FirstParagraph"/>
@@ -1319,7 +1331,7 @@
       <w:pPr>
         <w:pStyle w:val="BodyText"/>
       </w:pPr>
-      <w:bookmarkStart w:id="20" w:name="eq-specificity"/>
+      <w:bookmarkStart w:id="21" w:name="eq-specificity"/>
       <m:oMathPara>
         <m:oMathParaPr>
           <m:jc m:val="center"/>
@@ -1416,10 +1428,10 @@
           </m:r>
         </m:oMath>
       </m:oMathPara>
-      <w:bookmarkEnd w:id="20"/>
+      <w:bookmarkEnd w:id="21"/>
     </w:p>
-    <w:bookmarkEnd w:id="21"/>
-    <w:bookmarkStart w:id="25" w:name="exm-specificity"/>
+    <w:bookmarkEnd w:id="22"/>
+    <w:bookmarkStart w:id="26" w:name="exm-specificity"/>
     <w:p>
       <w:pPr>
         <w:pStyle w:val="FirstParagraph"/>
@@ -1476,7 +1488,7 @@
       <w:pPr>
         <w:pStyle w:val="BodyText"/>
       </w:pPr>
-      <w:bookmarkStart w:id="22" w:name="eq-specificity-exm"/>
+      <w:bookmarkStart w:id="23" w:name="eq-specificity-exm"/>
       <m:oMathPara>
         <m:oMathParaPr>
           <m:jc m:val="center"/>
@@ -1556,7 +1568,7 @@
           </m:r>
         </m:oMath>
       </m:oMathPara>
-      <w:bookmarkEnd w:id="22"/>
+      <w:bookmarkEnd w:id="23"/>
     </w:p>
     <w:p>
       <w:pPr>
@@ -1568,7 +1580,7 @@
       <w:r>
         <w:t xml:space="preserve"> </w:t>
       </w:r>
-      <w:hyperlink r:id="rId23">
+      <w:hyperlink r:id="rId24">
         <w:r>
           <w:rPr>
             <w:rStyle w:val="Hyperlink"/>
@@ -1590,7 +1602,7 @@
       <w:pPr>
         <w:pStyle w:val="BodyText"/>
       </w:pPr>
-      <w:bookmarkStart w:id="24" w:name="eq-specificity-exm-2"/>
+      <w:bookmarkStart w:id="25" w:name="eq-specificity-exm-2"/>
       <m:oMathPara>
         <m:oMathParaPr>
           <m:jc m:val="center"/>
@@ -1814,10 +1826,10 @@
           </m:r>
         </m:oMath>
       </m:oMathPara>
-      <w:bookmarkEnd w:id="24"/>
+      <w:bookmarkEnd w:id="25"/>
     </w:p>
-    <w:bookmarkEnd w:id="25"/>
-    <w:bookmarkStart w:id="27" w:name="def-prevalence"/>
+    <w:bookmarkEnd w:id="26"/>
+    <w:bookmarkStart w:id="28" w:name="def-prevalence"/>
     <w:p>
       <w:pPr>
         <w:pStyle w:val="FirstParagraph"/>
@@ -1876,7 +1888,7 @@
       <w:pPr>
         <w:pStyle w:val="BodyText"/>
       </w:pPr>
-      <w:bookmarkStart w:id="26" w:name="eq-prevalence"/>
+      <w:bookmarkStart w:id="27" w:name="eq-prevalence"/>
       <m:oMathPara>
         <m:oMathParaPr>
           <m:jc m:val="center"/>
@@ -1949,10 +1961,10 @@
           </m:r>
         </m:oMath>
       </m:oMathPara>
-      <w:bookmarkEnd w:id="26"/>
+      <w:bookmarkEnd w:id="27"/>
     </w:p>
-    <w:bookmarkEnd w:id="27"/>
-    <w:bookmarkStart w:id="30" w:name="exm-prevalence"/>
+    <w:bookmarkEnd w:id="28"/>
+    <w:bookmarkStart w:id="31" w:name="exm-prevalence"/>
     <w:p>
       <w:pPr>
         <w:pStyle w:val="FirstParagraph"/>
@@ -2009,7 +2021,7 @@
       <w:pPr>
         <w:pStyle w:val="BodyText"/>
       </w:pPr>
-      <w:bookmarkStart w:id="28" w:name="eq-prevalence-exm"/>
+      <w:bookmarkStart w:id="29" w:name="eq-prevalence-exm"/>
       <m:oMathPara>
         <m:oMathParaPr>
           <m:jc m:val="center"/>
@@ -2065,7 +2077,7 @@
           </m:r>
         </m:oMath>
       </m:oMathPara>
-      <w:bookmarkEnd w:id="28"/>
+      <w:bookmarkEnd w:id="29"/>
     </w:p>
     <w:p>
       <w:pPr>
@@ -2077,7 +2089,7 @@
       <w:r>
         <w:t xml:space="preserve"> </w:t>
       </w:r>
-      <w:hyperlink r:id="rId23">
+      <w:hyperlink r:id="rId24">
         <w:r>
           <w:rPr>
             <w:rStyle w:val="Hyperlink"/>
@@ -2099,7 +2111,7 @@
       <w:pPr>
         <w:pStyle w:val="BodyText"/>
       </w:pPr>
-      <w:bookmarkStart w:id="29" w:name="eq-prevalence-exm-2"/>
+      <w:bookmarkStart w:id="30" w:name="eq-prevalence-exm-2"/>
       <m:oMathPara>
         <m:oMathParaPr>
           <m:jc m:val="center"/>
@@ -2271,11 +2283,11 @@
           </m:r>
         </m:oMath>
       </m:oMathPara>
-      <w:bookmarkEnd w:id="29"/>
+      <w:bookmarkEnd w:id="30"/>
     </w:p>
-    <w:bookmarkEnd w:id="30"/>
     <w:bookmarkEnd w:id="31"/>
-    <w:bookmarkStart w:id="42" w:name="predictive-values"/>
+    <w:bookmarkEnd w:id="32"/>
+    <w:bookmarkStart w:id="43" w:name="predictive-values"/>
     <w:p>
       <w:pPr>
         <w:pStyle w:val="Heading2"/>
@@ -2284,7 +2296,7 @@
         <w:t xml:space="preserve">3 Predictive values</w:t>
       </w:r>
     </w:p>
-    <w:bookmarkStart w:id="33" w:name="def-ppv"/>
+    <w:bookmarkStart w:id="34" w:name="def-ppv"/>
     <w:p>
       <w:pPr>
         <w:pStyle w:val="FirstParagraph"/>
@@ -2354,7 +2366,7 @@
       <w:pPr>
         <w:pStyle w:val="BodyText"/>
       </w:pPr>
-      <w:bookmarkStart w:id="32" w:name="eq-ppv"/>
+      <w:bookmarkStart w:id="33" w:name="eq-ppv"/>
       <m:oMathPara>
         <m:oMathParaPr>
           <m:jc m:val="center"/>
@@ -2439,10 +2451,10 @@
           </m:r>
         </m:oMath>
       </m:oMathPara>
-      <w:bookmarkEnd w:id="32"/>
+      <w:bookmarkEnd w:id="33"/>
     </w:p>
-    <w:bookmarkEnd w:id="33"/>
-    <w:bookmarkStart w:id="36" w:name="exm-ppv"/>
+    <w:bookmarkEnd w:id="34"/>
+    <w:bookmarkStart w:id="37" w:name="exm-ppv"/>
     <w:p>
       <w:pPr>
         <w:pStyle w:val="FirstParagraph"/>
@@ -2514,7 +2526,7 @@
       <w:r>
         <w:t xml:space="preserve"> </w:t>
       </w:r>
-      <w:hyperlink r:id="rId34">
+      <w:hyperlink r:id="rId35">
         <w:r>
           <w:rPr>
             <w:rStyle w:val="Hyperlink"/>
@@ -2544,7 +2556,7 @@
       <w:pPr>
         <w:pStyle w:val="BodyText"/>
       </w:pPr>
-      <w:bookmarkStart w:id="35" w:name="eq-ppv-exm"/>
+      <w:bookmarkStart w:id="36" w:name="eq-ppv-exm"/>
       <m:oMathPara>
         <m:oMathParaPr>
           <m:jc m:val="center"/>
@@ -2612,7 +2624,7 @@
           </m:r>
         </m:oMath>
       </m:oMathPara>
-      <w:bookmarkEnd w:id="35"/>
+      <w:bookmarkEnd w:id="36"/>
     </w:p>
     <w:p>
       <w:pPr>
@@ -2640,8 +2652,8 @@
         <w:t xml:space="preserve">false positives make up a meaningful fraction of all positive tests.</w:t>
       </w:r>
     </w:p>
-    <w:bookmarkEnd w:id="36"/>
-    <w:bookmarkStart w:id="38" w:name="def-npv"/>
+    <w:bookmarkEnd w:id="37"/>
+    <w:bookmarkStart w:id="39" w:name="def-npv"/>
     <w:p>
       <w:pPr>
         <w:pStyle w:val="BodyText"/>
@@ -2723,7 +2735,7 @@
       <w:pPr>
         <w:pStyle w:val="BodyText"/>
       </w:pPr>
-      <w:bookmarkStart w:id="37" w:name="eq-npv"/>
+      <w:bookmarkStart w:id="38" w:name="eq-npv"/>
       <m:oMathPara>
         <m:oMathParaPr>
           <m:jc m:val="center"/>
@@ -2820,10 +2832,10 @@
           </m:r>
         </m:oMath>
       </m:oMathPara>
-      <w:bookmarkEnd w:id="37"/>
+      <w:bookmarkEnd w:id="38"/>
     </w:p>
-    <w:bookmarkEnd w:id="38"/>
-    <w:bookmarkStart w:id="41" w:name="exm-npv"/>
+    <w:bookmarkEnd w:id="39"/>
+    <w:bookmarkStart w:id="42" w:name="exm-npv"/>
     <w:p>
       <w:pPr>
         <w:pStyle w:val="FirstParagraph"/>
@@ -2907,7 +2919,7 @@
       <w:r>
         <w:t xml:space="preserve"> </w:t>
       </w:r>
-      <w:hyperlink r:id="rId23">
+      <w:hyperlink r:id="rId24">
         <w:r>
           <w:rPr>
             <w:rStyle w:val="Hyperlink"/>
@@ -2923,7 +2935,7 @@
       <w:pPr>
         <w:pStyle w:val="BodyText"/>
       </w:pPr>
-      <w:bookmarkStart w:id="39" w:name="eq-npv-exm"/>
+      <w:bookmarkStart w:id="40" w:name="eq-npv-exm"/>
       <m:oMathPara>
         <m:oMathParaPr>
           <m:jc m:val="center"/>
@@ -3129,7 +3141,7 @@
           </m:r>
         </m:oMath>
       </m:oMathPara>
-      <w:bookmarkEnd w:id="39"/>
+      <w:bookmarkEnd w:id="40"/>
     </w:p>
     <w:p>
       <w:pPr>
@@ -3239,7 +3251,7 @@
       <w:pPr>
         <w:pStyle w:val="BodyText"/>
       </w:pPr>
-      <w:bookmarkStart w:id="40" w:name="eq-npv-exm-2"/>
+      <w:bookmarkStart w:id="41" w:name="eq-npv-exm-2"/>
       <m:oMathPara>
         <m:oMathParaPr>
           <m:jc m:val="center"/>
@@ -3903,7 +3915,7 @@
           </m:r>
         </m:oMath>
       </m:oMathPara>
-      <w:bookmarkEnd w:id="40"/>
+      <w:bookmarkEnd w:id="41"/>
     </w:p>
     <w:p>
       <w:pPr>
@@ -3919,9 +3931,9 @@
         <w:t xml:space="preserve">only about 8 in 10,000 people who test negative have COVID-19.</w:t>
       </w:r>
     </w:p>
-    <w:bookmarkEnd w:id="41"/>
     <w:bookmarkEnd w:id="42"/>
-    <w:bookmarkStart w:id="58" w:name="X076ffac91629c23ab63ea48ae4a49dc44f38759"/>
+    <w:bookmarkEnd w:id="43"/>
+    <w:bookmarkStart w:id="59" w:name="X076ffac91629c23ab63ea48ae4a49dc44f38759"/>
     <w:p>
       <w:pPr>
         <w:pStyle w:val="Heading2"/>
@@ -3930,7 +3942,7 @@
         <w:t xml:space="preserve">4 PPV in terms of sensitivity, specificity, and prevalence</w:t>
       </w:r>
     </w:p>
-    <w:bookmarkStart w:id="43" w:name="exr-prob-positive"/>
+    <w:bookmarkStart w:id="44" w:name="exr-prob-positive"/>
     <w:p>
       <w:pPr>
         <w:pStyle w:val="FirstParagraph"/>
@@ -4071,8 +4083,8 @@
         <w:t xml:space="preserve">of the disease.</w:t>
       </w:r>
     </w:p>
-    <w:bookmarkEnd w:id="43"/>
-    <w:bookmarkStart w:id="45" w:name="sol-prob-positive"/>
+    <w:bookmarkEnd w:id="44"/>
+    <w:bookmarkStart w:id="46" w:name="sol-prob-positive"/>
     <w:p>
       <w:pPr>
         <w:pStyle w:val="FirstParagraph"/>
@@ -4154,7 +4166,7 @@
       <w:pPr>
         <w:pStyle w:val="BodyText"/>
       </w:pPr>
-      <w:bookmarkStart w:id="44" w:name="eq-prob-positive-exr"/>
+      <w:bookmarkStart w:id="45" w:name="eq-prob-positive-exr"/>
       <m:oMathPara>
         <m:oMathParaPr>
           <m:jc m:val="center"/>
@@ -5164,10 +5176,10 @@
           </m:r>
         </m:oMath>
       </m:oMathPara>
-      <w:bookmarkEnd w:id="44"/>
+      <w:bookmarkEnd w:id="45"/>
     </w:p>
-    <w:bookmarkEnd w:id="45"/>
-    <w:bookmarkStart w:id="46" w:name="exr-ppv-bayes"/>
+    <w:bookmarkEnd w:id="46"/>
+    <w:bookmarkStart w:id="47" w:name="exr-ppv-bayes"/>
     <w:p>
       <w:pPr>
         <w:pStyle w:val="FirstParagraph"/>
@@ -5290,8 +5302,8 @@
         <w:t xml:space="preserve">of the disease.</w:t>
       </w:r>
     </w:p>
-    <w:bookmarkEnd w:id="46"/>
-    <w:bookmarkStart w:id="48" w:name="sol-ppv-bayes"/>
+    <w:bookmarkEnd w:id="47"/>
+    <w:bookmarkStart w:id="49" w:name="sol-ppv-bayes"/>
     <w:p>
       <w:pPr>
         <w:pStyle w:val="FirstParagraph"/>
@@ -5407,7 +5419,7 @@
       <w:pPr>
         <w:pStyle w:val="BodyText"/>
       </w:pPr>
-      <w:bookmarkStart w:id="47" w:name="eq-ppv-bayes-exr"/>
+      <w:bookmarkStart w:id="48" w:name="eq-ppv-bayes-exr"/>
       <m:oMathPara>
         <m:oMathParaPr>
           <m:jc m:val="center"/>
@@ -5930,10 +5942,10 @@
           </m:r>
         </m:oMath>
       </m:oMathPara>
-      <w:bookmarkEnd w:id="47"/>
+      <w:bookmarkEnd w:id="48"/>
     </w:p>
-    <w:bookmarkEnd w:id="48"/>
-    <w:bookmarkStart w:id="49" w:name="exr-ppv-ratio-form"/>
+    <w:bookmarkEnd w:id="49"/>
+    <w:bookmarkStart w:id="50" w:name="exr-ppv-ratio-form"/>
     <w:p>
       <w:pPr>
         <w:pStyle w:val="FirstParagraph"/>
@@ -6059,8 +6071,8 @@
         <w:t xml:space="preserve">of non-diseased to diseased people in the population.</w:t>
       </w:r>
     </w:p>
-    <w:bookmarkEnd w:id="49"/>
-    <w:bookmarkStart w:id="51" w:name="sol-ppv-ratio-form"/>
+    <w:bookmarkEnd w:id="50"/>
+    <w:bookmarkStart w:id="52" w:name="sol-ppv-ratio-form"/>
     <w:p>
       <w:pPr>
         <w:pStyle w:val="BodyText"/>
@@ -6331,7 +6343,7 @@
       <w:pPr>
         <w:pStyle w:val="BodyText"/>
       </w:pPr>
-      <w:bookmarkStart w:id="50" w:name="eq-ppv-ratio-form-exr"/>
+      <w:bookmarkStart w:id="51" w:name="eq-ppv-ratio-form-exr"/>
       <m:oMathPara>
         <m:oMathParaPr>
           <m:jc m:val="center"/>
@@ -6935,10 +6947,10 @@
           </m:r>
         </m:oMath>
       </m:oMathPara>
-      <w:bookmarkEnd w:id="50"/>
+      <w:bookmarkEnd w:id="51"/>
     </w:p>
-    <w:bookmarkEnd w:id="51"/>
-    <w:bookmarkStart w:id="53" w:name="thm-ppv-sens-spec-prev"/>
+    <w:bookmarkEnd w:id="52"/>
+    <w:bookmarkStart w:id="54" w:name="thm-ppv-sens-spec-prev"/>
     <w:p>
       <w:pPr>
         <w:pStyle w:val="FirstParagraph"/>
@@ -7011,7 +7023,7 @@
       <w:pPr>
         <w:pStyle w:val="BodyText"/>
       </w:pPr>
-      <w:bookmarkStart w:id="52" w:name="eq-ppv-sens-spec-prev"/>
+      <w:bookmarkStart w:id="53" w:name="eq-ppv-sens-spec-prev"/>
       <m:oMathPara>
         <m:oMathParaPr>
           <m:jc m:val="center"/>
@@ -7133,9 +7145,9 @@
           </m:r>
         </m:oMath>
       </m:oMathPara>
-      <w:bookmarkEnd w:id="52"/>
+      <w:bookmarkEnd w:id="53"/>
     </w:p>
-    <w:bookmarkEnd w:id="53"/>
+    <w:bookmarkEnd w:id="54"/>
     <w:p>
       <w:pPr>
         <w:pStyle w:val="FirstParagraph"/>
@@ -7205,7 +7217,7 @@
         <w:t xml:space="preserve">.</w:t>
       </w:r>
     </w:p>
-    <w:bookmarkStart w:id="56" w:name="exm-ppv-sens-spec-prev"/>
+    <w:bookmarkStart w:id="57" w:name="exm-ppv-sens-spec-prev"/>
     <w:p>
       <w:pPr>
         <w:pStyle w:val="BodyText"/>
@@ -7296,7 +7308,7 @@
       <w:pPr>
         <w:pStyle w:val="BodyText"/>
       </w:pPr>
-      <w:bookmarkStart w:id="54" w:name="eq-ppv-sens-spec-prev-exm"/>
+      <w:bookmarkStart w:id="55" w:name="eq-ppv-sens-spec-prev-exm"/>
       <m:oMathPara>
         <m:oMathParaPr>
           <m:jc m:val="center"/>
@@ -7789,7 +7801,7 @@
           </m:r>
         </m:oMath>
       </m:oMathPara>
-      <w:bookmarkEnd w:id="54"/>
+      <w:bookmarkEnd w:id="55"/>
     </w:p>
     <w:p>
       <w:pPr>
@@ -7872,7 +7884,7 @@
       <w:pPr>
         <w:pStyle w:val="BodyText"/>
       </w:pPr>
-      <w:bookmarkStart w:id="55" w:name="eq-ppv-sens-spec-prev-exm-2"/>
+      <w:bookmarkStart w:id="56" w:name="eq-ppv-sens-spec-prev-exm-2"/>
       <m:oMathPara>
         <m:oMathParaPr>
           <m:jc m:val="center"/>
@@ -8147,7 +8159,7 @@
           </m:r>
         </m:oMath>
       </m:oMathPara>
-      <w:bookmarkEnd w:id="55"/>
+      <w:bookmarkEnd w:id="56"/>
     </w:p>
     <w:p>
       <w:pPr>
@@ -8157,8 +8169,8 @@
         <w:t xml:space="preserve">so about 9 in 10 positive results would be false positives.</w:t>
       </w:r>
     </w:p>
-    <w:bookmarkEnd w:id="56"/>
-    <w:bookmarkStart w:id="57" w:name="rem-ppv-prevalence"/>
+    <w:bookmarkEnd w:id="57"/>
+    <w:bookmarkStart w:id="58" w:name="rem-ppv-prevalence"/>
     <w:p>
       <w:pPr>
         <w:pStyle w:val="BodyText"/>
@@ -8168,7 +8180,7 @@
           <w:i/>
           <w:iCs/>
         </w:rPr>
-        <w:t xml:space="preserve">Remark 1</w:t>
+        <w:t xml:space="preserve">Remark 2</w:t>
       </w:r>
       <w:r>
         <w:t xml:space="preserve"> (The PPV depends on the population, not only on the test). </w:t>
@@ -8282,8 +8294,8 @@
         <w:t xml:space="preserve">shows.</w:t>
       </w:r>
     </w:p>
-    <w:bookmarkEnd w:id="57"/>
     <w:bookmarkEnd w:id="58"/>
+    <w:bookmarkEnd w:id="59"/>
     <w:sectPr>
       <w:footnotePr>
         <w:numRestart w:val="eachSect"/>
